--- a/test_files/sample.docx
+++ b/test_files/sample.docx
@@ -10,6 +10,9 @@
     <w:p>
       <w:r>
         <w:t>It contains multiple lines and some metadata.</w:t>
+      </w:r>
+      <w:r>
+        <w:t xml:space="preserve"> A</w:t>
       </w:r>
     </w:p>
     <w:sectPr>
